--- a/output/docx/AdministradorAdicionaOperadorDeEcommerce.docx
+++ b/output/docx/AdministradorAdicionaOperadorDeEcommerce.docx
@@ -197,17 +197,17 @@
               <w:rPr>
                 <w:sz w:val="18"/>
               </w:rPr>
-              <w:t>Administrador: abre tela inicial do sistema</w:t>
-            </w:r>
-          </w:p>
-        </w:tc>
-        <w:tc>
-          <w:p>
-            <w:r>
-              <w:rPr>
-                <w:sz w:val="18"/>
-              </w:rPr>
-              <w:t>SYSTEM exibe tela inicial do sistema</w:t>
+              <w:t>Administrador: clica no opcao 'E-commerces' no menu principal</w:t>
+            </w:r>
+          </w:p>
+        </w:tc>
+        <w:tc>
+          <w:p>
+            <w:r>
+              <w:rPr>
+                <w:sz w:val="18"/>
+              </w:rPr>
+              <w:t>SYSTEM exibe a tela com a lista de E-commerces cadastrados no sistema</w:t>
             </w:r>
           </w:p>
         </w:tc>
@@ -229,17 +229,17 @@
               <w:rPr>
                 <w:sz w:val="18"/>
               </w:rPr>
-              <w:t>Administrador: clica no opcao 'Ecommerces' no menu principal</w:t>
-            </w:r>
-          </w:p>
-        </w:tc>
-        <w:tc>
-          <w:p>
-            <w:r>
-              <w:rPr>
-                <w:sz w:val="18"/>
-              </w:rPr>
-              <w:t>SYSTEM exibe a tela com a lista de Ecommerces cadastrados no sistema</w:t>
+              <w:t>Administrador: clica em um dos E-commerces listados</w:t>
+            </w:r>
+          </w:p>
+        </w:tc>
+        <w:tc>
+          <w:p>
+            <w:r>
+              <w:rPr>
+                <w:sz w:val="18"/>
+              </w:rPr>
+              <w:t>SYSTEM exibe tela com informacões de E-commerce</w:t>
             </w:r>
           </w:p>
         </w:tc>
@@ -252,38 +252,6 @@
                 <w:sz w:val="18"/>
               </w:rPr>
               <w:t>3</w:t>
-            </w:r>
-          </w:p>
-        </w:tc>
-        <w:tc>
-          <w:p>
-            <w:r>
-              <w:rPr>
-                <w:sz w:val="18"/>
-              </w:rPr>
-              <w:t>Administrador: clica em um dos Ecommerces listados</w:t>
-            </w:r>
-          </w:p>
-        </w:tc>
-        <w:tc>
-          <w:p>
-            <w:r>
-              <w:rPr>
-                <w:sz w:val="18"/>
-              </w:rPr>
-              <w:t>SYSTEM exibe tela com informacões de Ecommerce</w:t>
-            </w:r>
-          </w:p>
-        </w:tc>
-      </w:tr>
-      <w:tr>
-        <w:tc>
-          <w:p>
-            <w:r>
-              <w:rPr>
-                <w:sz w:val="18"/>
-              </w:rPr>
-              <w:t>4</w:t>
             </w:r>
           </w:p>
         </w:tc>
@@ -324,7 +292,7 @@
           <w:sz w:val="24"/>
           <w:color w:val="2B6CB0"/>
         </w:rPr>
-        <w:t>[TC2] Alternative Flow 1: Volta para listagem de Ecommerce</w:t>
+        <w:t>[TC2] Alternative Flow 1: Navega pelas paginas da lista</w:t>
       </w:r>
     </w:p>
     <w:p>
@@ -451,17 +419,17 @@
               <w:rPr>
                 <w:sz w:val="18"/>
               </w:rPr>
-              <w:t>Administrador: abre tela inicial do sistema</w:t>
-            </w:r>
-          </w:p>
-        </w:tc>
-        <w:tc>
-          <w:p>
-            <w:r>
-              <w:rPr>
-                <w:sz w:val="18"/>
-              </w:rPr>
-              <w:t>SYSTEM exibe tela inicial do sistema</w:t>
+              <w:t>Administrador: clica no opcao 'E-commerces' no menu principal</w:t>
+            </w:r>
+          </w:p>
+        </w:tc>
+        <w:tc>
+          <w:p>
+            <w:r>
+              <w:rPr>
+                <w:sz w:val="18"/>
+              </w:rPr>
+              <w:t>SYSTEM exibe a tela com a lista de E-commerces cadastrados no sistema</w:t>
             </w:r>
           </w:p>
         </w:tc>
@@ -483,17 +451,17 @@
               <w:rPr>
                 <w:sz w:val="18"/>
               </w:rPr>
-              <w:t>Administrador: clica no opcao 'Ecommerces' no menu principal</w:t>
-            </w:r>
-          </w:p>
-        </w:tc>
-        <w:tc>
-          <w:p>
-            <w:r>
-              <w:rPr>
-                <w:sz w:val="18"/>
-              </w:rPr>
-              <w:t>SYSTEM exibe a tela com a lista de Ecommerces cadastrados no sistema</w:t>
+              <w:t>Administrador: procura o E-commerce navegando pelas paginas da lista</w:t>
+            </w:r>
+          </w:p>
+        </w:tc>
+        <w:tc>
+          <w:p>
+            <w:r>
+              <w:rPr>
+                <w:sz w:val="18"/>
+              </w:rPr>
+              <w:t>SYSTEM exibe a tela com a lista de E-commerces cadastrados no sistema</w:t>
             </w:r>
           </w:p>
         </w:tc>
@@ -515,17 +483,17 @@
               <w:rPr>
                 <w:sz w:val="18"/>
               </w:rPr>
-              <w:t>Administrador: clica em um dos Ecommerces listados</w:t>
-            </w:r>
-          </w:p>
-        </w:tc>
-        <w:tc>
-          <w:p>
-            <w:r>
-              <w:rPr>
-                <w:sz w:val="18"/>
-              </w:rPr>
-              <w:t>SYSTEM exibe tela com informacões de Ecommerce</w:t>
+              <w:t>Administrador: clica em um dos E-commerces listados</w:t>
+            </w:r>
+          </w:p>
+        </w:tc>
+        <w:tc>
+          <w:p>
+            <w:r>
+              <w:rPr>
+                <w:sz w:val="18"/>
+              </w:rPr>
+              <w:t>SYSTEM exibe tela com informacões de E-commerce</w:t>
             </w:r>
           </w:p>
         </w:tc>
@@ -538,70 +506,6 @@
                 <w:sz w:val="18"/>
               </w:rPr>
               <w:t>4</w:t>
-            </w:r>
-          </w:p>
-        </w:tc>
-        <w:tc>
-          <w:p>
-            <w:r>
-              <w:rPr>
-                <w:sz w:val="18"/>
-              </w:rPr>
-              <w:t>Administrador: clica no botao 'Voltar'</w:t>
-            </w:r>
-          </w:p>
-        </w:tc>
-        <w:tc>
-          <w:p>
-            <w:r>
-              <w:rPr>
-                <w:sz w:val="18"/>
-              </w:rPr>
-              <w:t>SYSTEM exibe a tela com a lista de Ecommerces cadastrados no sistema</w:t>
-            </w:r>
-          </w:p>
-        </w:tc>
-      </w:tr>
-      <w:tr>
-        <w:tc>
-          <w:p>
-            <w:r>
-              <w:rPr>
-                <w:sz w:val="18"/>
-              </w:rPr>
-              <w:t>5</w:t>
-            </w:r>
-          </w:p>
-        </w:tc>
-        <w:tc>
-          <w:p>
-            <w:r>
-              <w:rPr>
-                <w:sz w:val="18"/>
-              </w:rPr>
-              <w:t>Administrador: clica em um dos Ecommerces listados</w:t>
-            </w:r>
-          </w:p>
-        </w:tc>
-        <w:tc>
-          <w:p>
-            <w:r>
-              <w:rPr>
-                <w:sz w:val="18"/>
-              </w:rPr>
-              <w:t>SYSTEM exibe tela com informacões de Ecommerce</w:t>
-            </w:r>
-          </w:p>
-        </w:tc>
-      </w:tr>
-      <w:tr>
-        <w:tc>
-          <w:p>
-            <w:r>
-              <w:rPr>
-                <w:sz w:val="18"/>
-              </w:rPr>
-              <w:t>6</w:t>
             </w:r>
           </w:p>
         </w:tc>
@@ -642,7 +546,7 @@
           <w:sz w:val="24"/>
           <w:color w:val="2B6CB0"/>
         </w:rPr>
-        <w:t>[TC3] Alternative Flow 2: Cancela registro de novo operador de Ecommerce</w:t>
+        <w:t>[TC3] Alternative Flow 2: Volta para listagem de Ecommerce</w:t>
       </w:r>
     </w:p>
     <w:p>
@@ -769,17 +673,17 @@
               <w:rPr>
                 <w:sz w:val="18"/>
               </w:rPr>
-              <w:t>Administrador: abre tela inicial do sistema</w:t>
-            </w:r>
-          </w:p>
-        </w:tc>
-        <w:tc>
-          <w:p>
-            <w:r>
-              <w:rPr>
-                <w:sz w:val="18"/>
-              </w:rPr>
-              <w:t>SYSTEM exibe tela inicial do sistema</w:t>
+              <w:t>Administrador: clica no opcao 'E-commerces' no menu principal</w:t>
+            </w:r>
+          </w:p>
+        </w:tc>
+        <w:tc>
+          <w:p>
+            <w:r>
+              <w:rPr>
+                <w:sz w:val="18"/>
+              </w:rPr>
+              <w:t>SYSTEM exibe a tela com a lista de E-commerces cadastrados no sistema</w:t>
             </w:r>
           </w:p>
         </w:tc>
@@ -801,17 +705,17 @@
               <w:rPr>
                 <w:sz w:val="18"/>
               </w:rPr>
-              <w:t>Administrador: clica no opcao 'Ecommerces' no menu principal</w:t>
-            </w:r>
-          </w:p>
-        </w:tc>
-        <w:tc>
-          <w:p>
-            <w:r>
-              <w:rPr>
-                <w:sz w:val="18"/>
-              </w:rPr>
-              <w:t>SYSTEM exibe a tela com a lista de Ecommerces cadastrados no sistema</w:t>
+              <w:t>Administrador: clica no botao Voltar</w:t>
+            </w:r>
+          </w:p>
+        </w:tc>
+        <w:tc>
+          <w:p>
+            <w:r>
+              <w:rPr>
+                <w:sz w:val="18"/>
+              </w:rPr>
+              <w:t>SYSTEM exibe a tela com a lista de E-commerces cadastrados no sistema</w:t>
             </w:r>
           </w:p>
         </w:tc>
@@ -833,17 +737,17 @@
               <w:rPr>
                 <w:sz w:val="18"/>
               </w:rPr>
-              <w:t>Administrador: clica em um dos Ecommerces listados</w:t>
-            </w:r>
-          </w:p>
-        </w:tc>
-        <w:tc>
-          <w:p>
-            <w:r>
-              <w:rPr>
-                <w:sz w:val="18"/>
-              </w:rPr>
-              <w:t>SYSTEM exibe tela com informacões de Ecommerce</w:t>
+              <w:t>Administrador: clica em um dos E-commerces listados</w:t>
+            </w:r>
+          </w:p>
+        </w:tc>
+        <w:tc>
+          <w:p>
+            <w:r>
+              <w:rPr>
+                <w:sz w:val="18"/>
+              </w:rPr>
+              <w:t>SYSTEM exibe tela com informacões de E-commerce</w:t>
             </w:r>
           </w:p>
         </w:tc>
@@ -856,38 +760,6 @@
                 <w:sz w:val="18"/>
               </w:rPr>
               <w:t>4</w:t>
-            </w:r>
-          </w:p>
-        </w:tc>
-        <w:tc>
-          <w:p>
-            <w:r>
-              <w:rPr>
-                <w:sz w:val="18"/>
-              </w:rPr>
-              <w:t>Administrador: clica no botao 'Cancelar' de registro de operador</w:t>
-            </w:r>
-          </w:p>
-        </w:tc>
-        <w:tc>
-          <w:p>
-            <w:r>
-              <w:rPr>
-                <w:sz w:val="18"/>
-              </w:rPr>
-              <w:t>SYSTEM exibe tela com informacões de Ecommerce</w:t>
-            </w:r>
-          </w:p>
-        </w:tc>
-      </w:tr>
-      <w:tr>
-        <w:tc>
-          <w:p>
-            <w:r>
-              <w:rPr>
-                <w:sz w:val="18"/>
-              </w:rPr>
-              <w:t>5</w:t>
             </w:r>
           </w:p>
         </w:tc>
@@ -928,7 +800,7 @@
           <w:sz w:val="24"/>
           <w:color w:val="2B6CB0"/>
         </w:rPr>
-        <w:t>[TC4] Alternative Flow 3: Volta para tela inicial do sistema</w:t>
+        <w:t>[TC4] Alternative Flow 3: Cancela registro de novo operador de Ecommerce</w:t>
       </w:r>
     </w:p>
     <w:p>
@@ -1055,17 +927,17 @@
               <w:rPr>
                 <w:sz w:val="18"/>
               </w:rPr>
-              <w:t>Administrador: abre tela inicial do sistema</w:t>
-            </w:r>
-          </w:p>
-        </w:tc>
-        <w:tc>
-          <w:p>
-            <w:r>
-              <w:rPr>
-                <w:sz w:val="18"/>
-              </w:rPr>
-              <w:t>SYSTEM exibe tela inicial do sistema</w:t>
+              <w:t>Administrador: clica no opcao 'E-commerces' no menu principal</w:t>
+            </w:r>
+          </w:p>
+        </w:tc>
+        <w:tc>
+          <w:p>
+            <w:r>
+              <w:rPr>
+                <w:sz w:val="18"/>
+              </w:rPr>
+              <w:t>SYSTEM exibe a tela com a lista de E-commerces cadastrados no sistema</w:t>
             </w:r>
           </w:p>
         </w:tc>
@@ -1087,17 +959,17 @@
               <w:rPr>
                 <w:sz w:val="18"/>
               </w:rPr>
-              <w:t>Administrador: clica no opcao 'Ecommerces' no menu principal</w:t>
-            </w:r>
-          </w:p>
-        </w:tc>
-        <w:tc>
-          <w:p>
-            <w:r>
-              <w:rPr>
-                <w:sz w:val="18"/>
-              </w:rPr>
-              <w:t>SYSTEM exibe a tela com a lista de Ecommerces cadastrados no sistema</w:t>
+              <w:t>Administrador: clica em um dos E-commerces listados</w:t>
+            </w:r>
+          </w:p>
+        </w:tc>
+        <w:tc>
+          <w:p>
+            <w:r>
+              <w:rPr>
+                <w:sz w:val="18"/>
+              </w:rPr>
+              <w:t>SYSTEM exibe tela com informacões de E-commerce</w:t>
             </w:r>
           </w:p>
         </w:tc>
@@ -1119,17 +991,17 @@
               <w:rPr>
                 <w:sz w:val="18"/>
               </w:rPr>
-              <w:t>Administrador: clica no botao 'Voltar' do form de Ecommerce</w:t>
-            </w:r>
-          </w:p>
-        </w:tc>
-        <w:tc>
-          <w:p>
-            <w:r>
-              <w:rPr>
-                <w:sz w:val="18"/>
-              </w:rPr>
-              <w:t>SYSTEM exibe tela inicial do sistema</w:t>
+              <w:t>Administrador: clica no botao Cancelar de registro de operador</w:t>
+            </w:r>
+          </w:p>
+        </w:tc>
+        <w:tc>
+          <w:p>
+            <w:r>
+              <w:rPr>
+                <w:sz w:val="18"/>
+              </w:rPr>
+              <w:t>SYSTEM exibe tela com informacões de E-commerce</w:t>
             </w:r>
           </w:p>
         </w:tc>
@@ -1142,70 +1014,6 @@
                 <w:sz w:val="18"/>
               </w:rPr>
               <w:t>4</w:t>
-            </w:r>
-          </w:p>
-        </w:tc>
-        <w:tc>
-          <w:p>
-            <w:r>
-              <w:rPr>
-                <w:sz w:val="18"/>
-              </w:rPr>
-              <w:t>Administrador: clica no opcao 'Ecommerces' no menu principal</w:t>
-            </w:r>
-          </w:p>
-        </w:tc>
-        <w:tc>
-          <w:p>
-            <w:r>
-              <w:rPr>
-                <w:sz w:val="18"/>
-              </w:rPr>
-              <w:t>SYSTEM exibe a tela com a lista de Ecommerces cadastrados no sistema</w:t>
-            </w:r>
-          </w:p>
-        </w:tc>
-      </w:tr>
-      <w:tr>
-        <w:tc>
-          <w:p>
-            <w:r>
-              <w:rPr>
-                <w:sz w:val="18"/>
-              </w:rPr>
-              <w:t>5</w:t>
-            </w:r>
-          </w:p>
-        </w:tc>
-        <w:tc>
-          <w:p>
-            <w:r>
-              <w:rPr>
-                <w:sz w:val="18"/>
-              </w:rPr>
-              <w:t>Administrador: clica em um dos Ecommerces listados</w:t>
-            </w:r>
-          </w:p>
-        </w:tc>
-        <w:tc>
-          <w:p>
-            <w:r>
-              <w:rPr>
-                <w:sz w:val="18"/>
-              </w:rPr>
-              <w:t>SYSTEM exibe tela com informacões de Ecommerce</w:t>
-            </w:r>
-          </w:p>
-        </w:tc>
-      </w:tr>
-      <w:tr>
-        <w:tc>
-          <w:p>
-            <w:r>
-              <w:rPr>
-                <w:sz w:val="18"/>
-              </w:rPr>
-              <w:t>6</w:t>
             </w:r>
           </w:p>
         </w:tc>
@@ -1246,7 +1054,7 @@
           <w:sz w:val="24"/>
           <w:color w:val="2B6CB0"/>
         </w:rPr>
-        <w:t>[TC5] Exception Flow 1: Campos obrigatorios</w:t>
+        <w:t>[TC5] Alternative Flow 3: Clica no botao voltar</w:t>
       </w:r>
     </w:p>
     <w:p>
@@ -1282,7 +1090,7 @@
         <w:rPr>
           <w:sz w:val="20"/>
         </w:rPr>
-        <w:t>Flow interrupted due to exception / error</w:t>
+        <w:t>O novo Operador de Ecommerce esta salvo no sistema.</w:t>
       </w:r>
     </w:p>
     <w:tbl>
@@ -1373,17 +1181,17 @@
               <w:rPr>
                 <w:sz w:val="18"/>
               </w:rPr>
-              <w:t>Administrador: abre tela inicial do sistema</w:t>
-            </w:r>
-          </w:p>
-        </w:tc>
-        <w:tc>
-          <w:p>
-            <w:r>
-              <w:rPr>
-                <w:sz w:val="18"/>
-              </w:rPr>
-              <w:t>SYSTEM exibe tela inicial do sistema</w:t>
+              <w:t>Administrador: clica no opcao 'E-commerces' no menu principal</w:t>
+            </w:r>
+          </w:p>
+        </w:tc>
+        <w:tc>
+          <w:p>
+            <w:r>
+              <w:rPr>
+                <w:sz w:val="18"/>
+              </w:rPr>
+              <w:t>SYSTEM exibe a tela com a lista de E-commerces cadastrados no sistema</w:t>
             </w:r>
           </w:p>
         </w:tc>
@@ -1405,17 +1213,17 @@
               <w:rPr>
                 <w:sz w:val="18"/>
               </w:rPr>
-              <w:t>Administrador: clica no opcao 'Ecommerces' no menu principal</w:t>
-            </w:r>
-          </w:p>
-        </w:tc>
-        <w:tc>
-          <w:p>
-            <w:r>
-              <w:rPr>
-                <w:sz w:val="18"/>
-              </w:rPr>
-              <w:t>SYSTEM exibe a tela com a lista de Ecommerces cadastrados no sistema</w:t>
+              <w:t>Administrador: clica em um dos E-commerces listados</w:t>
+            </w:r>
+          </w:p>
+        </w:tc>
+        <w:tc>
+          <w:p>
+            <w:r>
+              <w:rPr>
+                <w:sz w:val="18"/>
+              </w:rPr>
+              <w:t>SYSTEM exibe tela com informacões de E-commerce</w:t>
             </w:r>
           </w:p>
         </w:tc>
@@ -1437,81 +1245,17 @@
               <w:rPr>
                 <w:sz w:val="18"/>
               </w:rPr>
-              <w:t>Administrador: clica em um dos Ecommerces listados</w:t>
-            </w:r>
-          </w:p>
-        </w:tc>
-        <w:tc>
-          <w:p>
-            <w:r>
-              <w:rPr>
-                <w:sz w:val="18"/>
-              </w:rPr>
-              <w:t>SYSTEM exibe tela com informacões de Ecommerce</w:t>
-            </w:r>
-          </w:p>
-        </w:tc>
-      </w:tr>
-      <w:tr>
-        <w:tc>
-          <w:p>
-            <w:r>
-              <w:rPr>
-                <w:sz w:val="18"/>
-              </w:rPr>
-              <w:t>4</w:t>
-            </w:r>
-          </w:p>
-        </w:tc>
-        <w:tc>
-          <w:p>
-            <w:r>
-              <w:rPr>
-                <w:sz w:val="18"/>
-              </w:rPr>
-              <w:t>Administrador: adiciona os dados do novo Operador na secao 'Operadores' e clica no botao 'Adicionar Operador'</w:t>
-            </w:r>
-          </w:p>
-        </w:tc>
-        <w:tc>
-          <w:p>
-            <w:r>
-              <w:rPr>
-                <w:sz w:val="18"/>
-              </w:rPr>
-              <w:t>SYSTEM alerta ao usuario que o campo deve ser preenchido</w:t>
-            </w:r>
-          </w:p>
-        </w:tc>
-      </w:tr>
-      <w:tr>
-        <w:tc>
-          <w:p>
-            <w:r>
-              <w:rPr>
-                <w:sz w:val="18"/>
-              </w:rPr>
-              <w:t>5</w:t>
-            </w:r>
-          </w:p>
-        </w:tc>
-        <w:tc>
-          <w:p>
-            <w:r>
-              <w:rPr>
-                <w:sz w:val="18"/>
-              </w:rPr>
-              <w:t>Administrador: informa os campos obrigatorios e clica no botao de 'Adicionar Operador'</w:t>
-            </w:r>
-          </w:p>
-        </w:tc>
-        <w:tc>
-          <w:p>
-            <w:r>
-              <w:rPr>
-                <w:sz w:val="18"/>
-              </w:rPr>
-              <w:t>SYSTEM processes action successfully</w:t>
+              <w:t>Administrador: clica no botao voltar</w:t>
+            </w:r>
+          </w:p>
+        </w:tc>
+        <w:tc>
+          <w:p>
+            <w:r>
+              <w:rPr>
+                <w:sz w:val="18"/>
+              </w:rPr>
+              <w:t>SYSTEM exibe tela de Dashboard</w:t>
             </w:r>
           </w:p>
         </w:tc>
@@ -1532,7 +1276,7 @@
           <w:sz w:val="24"/>
           <w:color w:val="2B6CB0"/>
         </w:rPr>
-        <w:t>[TC6] Exception Flow 2: Nome de Usuario ja cadastrado</w:t>
+        <w:t>[TC6] Exception Flow 1: Campos obrigatorios</w:t>
       </w:r>
     </w:p>
     <w:p>
@@ -1659,17 +1403,17 @@
               <w:rPr>
                 <w:sz w:val="18"/>
               </w:rPr>
-              <w:t>Administrador: abre tela inicial do sistema</w:t>
-            </w:r>
-          </w:p>
-        </w:tc>
-        <w:tc>
-          <w:p>
-            <w:r>
-              <w:rPr>
-                <w:sz w:val="18"/>
-              </w:rPr>
-              <w:t>SYSTEM exibe tela inicial do sistema</w:t>
+              <w:t>Administrador: clica no opcao 'E-commerces' no menu principal</w:t>
+            </w:r>
+          </w:p>
+        </w:tc>
+        <w:tc>
+          <w:p>
+            <w:r>
+              <w:rPr>
+                <w:sz w:val="18"/>
+              </w:rPr>
+              <w:t>SYSTEM exibe a tela com a lista de E-commerces cadastrados no sistema</w:t>
             </w:r>
           </w:p>
         </w:tc>
@@ -1691,17 +1435,17 @@
               <w:rPr>
                 <w:sz w:val="18"/>
               </w:rPr>
-              <w:t>Administrador: clica no opcao 'Ecommerces' no menu principal</w:t>
-            </w:r>
-          </w:p>
-        </w:tc>
-        <w:tc>
-          <w:p>
-            <w:r>
-              <w:rPr>
-                <w:sz w:val="18"/>
-              </w:rPr>
-              <w:t>SYSTEM exibe a tela com a lista de Ecommerces cadastrados no sistema</w:t>
+              <w:t>Administrador: clica em um dos E-commerces listados</w:t>
+            </w:r>
+          </w:p>
+        </w:tc>
+        <w:tc>
+          <w:p>
+            <w:r>
+              <w:rPr>
+                <w:sz w:val="18"/>
+              </w:rPr>
+              <w:t>SYSTEM exibe tela com informacões de E-commerce</w:t>
             </w:r>
           </w:p>
         </w:tc>
@@ -1723,17 +1467,17 @@
               <w:rPr>
                 <w:sz w:val="18"/>
               </w:rPr>
-              <w:t>Administrador: clica em um dos Ecommerces listados</w:t>
-            </w:r>
-          </w:p>
-        </w:tc>
-        <w:tc>
-          <w:p>
-            <w:r>
-              <w:rPr>
-                <w:sz w:val="18"/>
-              </w:rPr>
-              <w:t>SYSTEM exibe tela com informacões de Ecommerce</w:t>
+              <w:t>Administrador: adiciona os dados do novo Operador na secao 'Operadores' e clica no botao 'Adicionar Operador'</w:t>
+            </w:r>
+          </w:p>
+        </w:tc>
+        <w:tc>
+          <w:p>
+            <w:r>
+              <w:rPr>
+                <w:sz w:val="18"/>
+              </w:rPr>
+              <w:t>SYSTEM alerta ao usuario que o campo deve ser preenchido</w:t>
             </w:r>
           </w:p>
         </w:tc>
@@ -1755,39 +1499,7 @@
               <w:rPr>
                 <w:sz w:val="18"/>
               </w:rPr>
-              <w:t>Administrador: adiciona os dados do novo Operador na secao 'Operadores' e clica no botao 'Adicionar Operador'</w:t>
-            </w:r>
-          </w:p>
-        </w:tc>
-        <w:tc>
-          <w:p>
-            <w:r>
-              <w:rPr>
-                <w:sz w:val="18"/>
-              </w:rPr>
-              <w:t>SYSTEM alerta que ja existe um Operador cadastrado com o nome de usuario informado</w:t>
-            </w:r>
-          </w:p>
-        </w:tc>
-      </w:tr>
-      <w:tr>
-        <w:tc>
-          <w:p>
-            <w:r>
-              <w:rPr>
-                <w:sz w:val="18"/>
-              </w:rPr>
-              <w:t>5</w:t>
-            </w:r>
-          </w:p>
-        </w:tc>
-        <w:tc>
-          <w:p>
-            <w:r>
-              <w:rPr>
-                <w:sz w:val="18"/>
-              </w:rPr>
-              <w:t>Administrador: informa um novo Nome de Usuario e clica no botao de 'Adicionar Operador'</w:t>
+              <w:t>Administrador: informa os campos obrigatorios e clica no botao de 'Adicionar Operador'</w:t>
             </w:r>
           </w:p>
         </w:tc>
@@ -1818,7 +1530,7 @@
           <w:sz w:val="24"/>
           <w:color w:val="2B6CB0"/>
         </w:rPr>
-        <w:t>[TC7] Exception Flow 3: Email ja cadastrado</w:t>
+        <w:t>[TC7] Exception Flow 2: Nome de Usuario ja cadastrado</w:t>
       </w:r>
     </w:p>
     <w:p>
@@ -1945,17 +1657,17 @@
               <w:rPr>
                 <w:sz w:val="18"/>
               </w:rPr>
-              <w:t>Administrador: abre tela inicial do sistema</w:t>
-            </w:r>
-          </w:p>
-        </w:tc>
-        <w:tc>
-          <w:p>
-            <w:r>
-              <w:rPr>
-                <w:sz w:val="18"/>
-              </w:rPr>
-              <w:t>SYSTEM exibe tela inicial do sistema</w:t>
+              <w:t>Administrador: clica no opcao 'E-commerces' no menu principal</w:t>
+            </w:r>
+          </w:p>
+        </w:tc>
+        <w:tc>
+          <w:p>
+            <w:r>
+              <w:rPr>
+                <w:sz w:val="18"/>
+              </w:rPr>
+              <w:t>SYSTEM exibe a tela com a lista de E-commerces cadastrados no sistema</w:t>
             </w:r>
           </w:p>
         </w:tc>
@@ -1977,17 +1689,17 @@
               <w:rPr>
                 <w:sz w:val="18"/>
               </w:rPr>
-              <w:t>Administrador: clica no opcao 'Ecommerces' no menu principal</w:t>
-            </w:r>
-          </w:p>
-        </w:tc>
-        <w:tc>
-          <w:p>
-            <w:r>
-              <w:rPr>
-                <w:sz w:val="18"/>
-              </w:rPr>
-              <w:t>SYSTEM exibe a tela com a lista de Ecommerces cadastrados no sistema</w:t>
+              <w:t>Administrador: clica em um dos E-commerces listados</w:t>
+            </w:r>
+          </w:p>
+        </w:tc>
+        <w:tc>
+          <w:p>
+            <w:r>
+              <w:rPr>
+                <w:sz w:val="18"/>
+              </w:rPr>
+              <w:t>SYSTEM exibe tela com informacões de E-commerce</w:t>
             </w:r>
           </w:p>
         </w:tc>
@@ -2009,17 +1721,17 @@
               <w:rPr>
                 <w:sz w:val="18"/>
               </w:rPr>
-              <w:t>Administrador: clica em um dos Ecommerces listados</w:t>
-            </w:r>
-          </w:p>
-        </w:tc>
-        <w:tc>
-          <w:p>
-            <w:r>
-              <w:rPr>
-                <w:sz w:val="18"/>
-              </w:rPr>
-              <w:t>SYSTEM exibe tela com informacões de Ecommerce</w:t>
+              <w:t>Administrador: adiciona os dados do novo Operador na secao 'Operadores' e clica no botao 'Adicionar Operador'</w:t>
+            </w:r>
+          </w:p>
+        </w:tc>
+        <w:tc>
+          <w:p>
+            <w:r>
+              <w:rPr>
+                <w:sz w:val="18"/>
+              </w:rPr>
+              <w:t>SYSTEM alerta que ja existe um Operador cadastrado com o nome de usuario informado</w:t>
             </w:r>
           </w:p>
         </w:tc>
@@ -2041,39 +1753,7 @@
               <w:rPr>
                 <w:sz w:val="18"/>
               </w:rPr>
-              <w:t>Administrador: adiciona os dados do novo Operador na secao 'Operadores' e clica no botao 'Adicionar Operador'</w:t>
-            </w:r>
-          </w:p>
-        </w:tc>
-        <w:tc>
-          <w:p>
-            <w:r>
-              <w:rPr>
-                <w:sz w:val="18"/>
-              </w:rPr>
-              <w:t>SYSTEM alerta que ja existe um Operador cadastrado com o email informado</w:t>
-            </w:r>
-          </w:p>
-        </w:tc>
-      </w:tr>
-      <w:tr>
-        <w:tc>
-          <w:p>
-            <w:r>
-              <w:rPr>
-                <w:sz w:val="18"/>
-              </w:rPr>
-              <w:t>5</w:t>
-            </w:r>
-          </w:p>
-        </w:tc>
-        <w:tc>
-          <w:p>
-            <w:r>
-              <w:rPr>
-                <w:sz w:val="18"/>
-              </w:rPr>
-              <w:t>Administrador: informa um novo Email e clica no botao de 'Adicionar Operador'</w:t>
+              <w:t>Administrador: informa um novo Nome de Usuario e clica no botao de 'Adicionar Operador'</w:t>
             </w:r>
           </w:p>
         </w:tc>
@@ -2104,7 +1784,7 @@
           <w:sz w:val="24"/>
           <w:color w:val="2B6CB0"/>
         </w:rPr>
-        <w:t>[TC8] Exception Flow 4: Email invalido</w:t>
+        <w:t>[TC8] Exception Flow 3: Email ja cadastrado</w:t>
       </w:r>
     </w:p>
     <w:p>
@@ -2231,17 +1911,17 @@
               <w:rPr>
                 <w:sz w:val="18"/>
               </w:rPr>
-              <w:t>Administrador: abre tela inicial do sistema</w:t>
-            </w:r>
-          </w:p>
-        </w:tc>
-        <w:tc>
-          <w:p>
-            <w:r>
-              <w:rPr>
-                <w:sz w:val="18"/>
-              </w:rPr>
-              <w:t>SYSTEM exibe tela inicial do sistema</w:t>
+              <w:t>Administrador: clica no opcao 'E-commerces' no menu principal</w:t>
+            </w:r>
+          </w:p>
+        </w:tc>
+        <w:tc>
+          <w:p>
+            <w:r>
+              <w:rPr>
+                <w:sz w:val="18"/>
+              </w:rPr>
+              <w:t>SYSTEM exibe a tela com a lista de E-commerces cadastrados no sistema</w:t>
             </w:r>
           </w:p>
         </w:tc>
@@ -2263,17 +1943,17 @@
               <w:rPr>
                 <w:sz w:val="18"/>
               </w:rPr>
-              <w:t>Administrador: clica no opcao 'Ecommerces' no menu principal</w:t>
-            </w:r>
-          </w:p>
-        </w:tc>
-        <w:tc>
-          <w:p>
-            <w:r>
-              <w:rPr>
-                <w:sz w:val="18"/>
-              </w:rPr>
-              <w:t>SYSTEM exibe a tela com a lista de Ecommerces cadastrados no sistema</w:t>
+              <w:t>Administrador: clica em um dos E-commerces listados</w:t>
+            </w:r>
+          </w:p>
+        </w:tc>
+        <w:tc>
+          <w:p>
+            <w:r>
+              <w:rPr>
+                <w:sz w:val="18"/>
+              </w:rPr>
+              <w:t>SYSTEM exibe tela com informacões de E-commerce</w:t>
             </w:r>
           </w:p>
         </w:tc>
@@ -2295,17 +1975,17 @@
               <w:rPr>
                 <w:sz w:val="18"/>
               </w:rPr>
-              <w:t>Administrador: clica em um dos Ecommerces listados</w:t>
-            </w:r>
-          </w:p>
-        </w:tc>
-        <w:tc>
-          <w:p>
-            <w:r>
-              <w:rPr>
-                <w:sz w:val="18"/>
-              </w:rPr>
-              <w:t>SYSTEM exibe tela com informacões de Ecommerce</w:t>
+              <w:t>Administrador: adiciona os dados do novo Operador na secao 'Operadores' e clica no botao 'Adicionar Operador'</w:t>
+            </w:r>
+          </w:p>
+        </w:tc>
+        <w:tc>
+          <w:p>
+            <w:r>
+              <w:rPr>
+                <w:sz w:val="18"/>
+              </w:rPr>
+              <w:t>SYSTEM alerta que ja existe um Operador cadastrado com o email informado</w:t>
             </w:r>
           </w:p>
         </w:tc>
@@ -2327,39 +2007,7 @@
               <w:rPr>
                 <w:sz w:val="18"/>
               </w:rPr>
-              <w:t>Administrador: adiciona os dados do novo Operador na secao 'Operadores' e clica no botao 'Adicionar Operador'</w:t>
-            </w:r>
-          </w:p>
-        </w:tc>
-        <w:tc>
-          <w:p>
-            <w:r>
-              <w:rPr>
-                <w:sz w:val="18"/>
-              </w:rPr>
-              <w:t>SYSTEM alerta que ja existe um Operador cadastrado com o email informado</w:t>
-            </w:r>
-          </w:p>
-        </w:tc>
-      </w:tr>
-      <w:tr>
-        <w:tc>
-          <w:p>
-            <w:r>
-              <w:rPr>
-                <w:sz w:val="18"/>
-              </w:rPr>
-              <w:t>5</w:t>
-            </w:r>
-          </w:p>
-        </w:tc>
-        <w:tc>
-          <w:p>
-            <w:r>
-              <w:rPr>
-                <w:sz w:val="18"/>
-              </w:rPr>
-              <w:t>Administrador: informa um novo Email valido e clica no botao de 'Adicionar Operador'</w:t>
+              <w:t>Administrador: informa um novo Email e clica no botao de 'Adicionar Operador'</w:t>
             </w:r>
           </w:p>
         </w:tc>
@@ -2390,7 +2038,7 @@
           <w:sz w:val="24"/>
           <w:color w:val="2B6CB0"/>
         </w:rPr>
-        <w:t>[TC9] Exception Flow 5: Cpf ja cadastrado</w:t>
+        <w:t>[TC9] Exception Flow 4: Email invalido</w:t>
       </w:r>
     </w:p>
     <w:p>
@@ -2517,17 +2165,17 @@
               <w:rPr>
                 <w:sz w:val="18"/>
               </w:rPr>
-              <w:t>Administrador: abre tela inicial do sistema</w:t>
-            </w:r>
-          </w:p>
-        </w:tc>
-        <w:tc>
-          <w:p>
-            <w:r>
-              <w:rPr>
-                <w:sz w:val="18"/>
-              </w:rPr>
-              <w:t>SYSTEM exibe tela inicial do sistema</w:t>
+              <w:t>Administrador: clica no opcao 'E-commerces' no menu principal</w:t>
+            </w:r>
+          </w:p>
+        </w:tc>
+        <w:tc>
+          <w:p>
+            <w:r>
+              <w:rPr>
+                <w:sz w:val="18"/>
+              </w:rPr>
+              <w:t>SYSTEM exibe a tela com a lista de E-commerces cadastrados no sistema</w:t>
             </w:r>
           </w:p>
         </w:tc>
@@ -2549,17 +2197,17 @@
               <w:rPr>
                 <w:sz w:val="18"/>
               </w:rPr>
-              <w:t>Administrador: clica no opcao 'Ecommerces' no menu principal</w:t>
-            </w:r>
-          </w:p>
-        </w:tc>
-        <w:tc>
-          <w:p>
-            <w:r>
-              <w:rPr>
-                <w:sz w:val="18"/>
-              </w:rPr>
-              <w:t>SYSTEM exibe a tela com a lista de Ecommerces cadastrados no sistema</w:t>
+              <w:t>Administrador: clica em um dos E-commerces listados</w:t>
+            </w:r>
+          </w:p>
+        </w:tc>
+        <w:tc>
+          <w:p>
+            <w:r>
+              <w:rPr>
+                <w:sz w:val="18"/>
+              </w:rPr>
+              <w:t>SYSTEM exibe tela com informacões de E-commerce</w:t>
             </w:r>
           </w:p>
         </w:tc>
@@ -2581,17 +2229,17 @@
               <w:rPr>
                 <w:sz w:val="18"/>
               </w:rPr>
-              <w:t>Administrador: clica em um dos Ecommerces listados</w:t>
-            </w:r>
-          </w:p>
-        </w:tc>
-        <w:tc>
-          <w:p>
-            <w:r>
-              <w:rPr>
-                <w:sz w:val="18"/>
-              </w:rPr>
-              <w:t>SYSTEM exibe tela com informacões de Ecommerce</w:t>
+              <w:t>Administrador: adiciona os dados do novo Operador na secao 'Operadores' e clica no botao 'Adicionar Operador'</w:t>
+            </w:r>
+          </w:p>
+        </w:tc>
+        <w:tc>
+          <w:p>
+            <w:r>
+              <w:rPr>
+                <w:sz w:val="18"/>
+              </w:rPr>
+              <w:t>SYSTEM alerta que ja existe um Operador cadastrado com o email informado</w:t>
             </w:r>
           </w:p>
         </w:tc>
@@ -2613,39 +2261,7 @@
               <w:rPr>
                 <w:sz w:val="18"/>
               </w:rPr>
-              <w:t>Administrador: adiciona os dados do novo Operador na secao 'Operadores' e clica no botao 'Adicionar Operador'</w:t>
-            </w:r>
-          </w:p>
-        </w:tc>
-        <w:tc>
-          <w:p>
-            <w:r>
-              <w:rPr>
-                <w:sz w:val="18"/>
-              </w:rPr>
-              <w:t>SYSTEM alerta que ja existe um Operador cadastrado com o cpf informado</w:t>
-            </w:r>
-          </w:p>
-        </w:tc>
-      </w:tr>
-      <w:tr>
-        <w:tc>
-          <w:p>
-            <w:r>
-              <w:rPr>
-                <w:sz w:val="18"/>
-              </w:rPr>
-              <w:t>5</w:t>
-            </w:r>
-          </w:p>
-        </w:tc>
-        <w:tc>
-          <w:p>
-            <w:r>
-              <w:rPr>
-                <w:sz w:val="18"/>
-              </w:rPr>
-              <w:t>Administrador: informa um novo Cpf e clica no botao de 'Adicionar Operador'</w:t>
+              <w:t>Administrador: informa um novo Email valido e clica no botao de 'Adicionar Operador'</w:t>
             </w:r>
           </w:p>
         </w:tc>
@@ -2676,7 +2292,7 @@
           <w:sz w:val="24"/>
           <w:color w:val="2B6CB0"/>
         </w:rPr>
-        <w:t>[TC10] Exception Flow 6: Senhas nao coincidem</w:t>
+        <w:t>[TC10] Exception Flow 5: Cpf ja cadastrado</w:t>
       </w:r>
     </w:p>
     <w:p>
@@ -2803,17 +2419,17 @@
               <w:rPr>
                 <w:sz w:val="18"/>
               </w:rPr>
-              <w:t>Administrador: abre tela inicial do sistema</w:t>
-            </w:r>
-          </w:p>
-        </w:tc>
-        <w:tc>
-          <w:p>
-            <w:r>
-              <w:rPr>
-                <w:sz w:val="18"/>
-              </w:rPr>
-              <w:t>SYSTEM exibe tela inicial do sistema</w:t>
+              <w:t>Administrador: clica no opcao 'E-commerces' no menu principal</w:t>
+            </w:r>
+          </w:p>
+        </w:tc>
+        <w:tc>
+          <w:p>
+            <w:r>
+              <w:rPr>
+                <w:sz w:val="18"/>
+              </w:rPr>
+              <w:t>SYSTEM exibe a tela com a lista de E-commerces cadastrados no sistema</w:t>
             </w:r>
           </w:p>
         </w:tc>
@@ -2835,17 +2451,17 @@
               <w:rPr>
                 <w:sz w:val="18"/>
               </w:rPr>
-              <w:t>Administrador: clica no opcao 'Ecommerces' no menu principal</w:t>
-            </w:r>
-          </w:p>
-        </w:tc>
-        <w:tc>
-          <w:p>
-            <w:r>
-              <w:rPr>
-                <w:sz w:val="18"/>
-              </w:rPr>
-              <w:t>SYSTEM exibe a tela com a lista de Ecommerces cadastrados no sistema</w:t>
+              <w:t>Administrador: clica em um dos E-commerces listados</w:t>
+            </w:r>
+          </w:p>
+        </w:tc>
+        <w:tc>
+          <w:p>
+            <w:r>
+              <w:rPr>
+                <w:sz w:val="18"/>
+              </w:rPr>
+              <w:t>SYSTEM exibe tela com informacões de E-commerce</w:t>
             </w:r>
           </w:p>
         </w:tc>
@@ -2867,17 +2483,17 @@
               <w:rPr>
                 <w:sz w:val="18"/>
               </w:rPr>
-              <w:t>Administrador: clica em um dos Ecommerces listados</w:t>
-            </w:r>
-          </w:p>
-        </w:tc>
-        <w:tc>
-          <w:p>
-            <w:r>
-              <w:rPr>
-                <w:sz w:val="18"/>
-              </w:rPr>
-              <w:t>SYSTEM exibe tela com informacões de Ecommerce</w:t>
+              <w:t>Administrador: adiciona os dados do novo Operador na secao 'Operadores' e clica no botao 'Adicionar Operador'</w:t>
+            </w:r>
+          </w:p>
+        </w:tc>
+        <w:tc>
+          <w:p>
+            <w:r>
+              <w:rPr>
+                <w:sz w:val="18"/>
+              </w:rPr>
+              <w:t>SYSTEM alerta que ja existe um Operador cadastrado com o cpf informado</w:t>
             </w:r>
           </w:p>
         </w:tc>
@@ -2899,6 +2515,228 @@
               <w:rPr>
                 <w:sz w:val="18"/>
               </w:rPr>
+              <w:t>Administrador: informa um novo Cpf e clica no botao de 'Adicionar Operador'</w:t>
+            </w:r>
+          </w:p>
+        </w:tc>
+        <w:tc>
+          <w:p>
+            <w:r>
+              <w:rPr>
+                <w:sz w:val="18"/>
+              </w:rPr>
+              <w:t>SYSTEM processes action successfully</w:t>
+            </w:r>
+          </w:p>
+        </w:tc>
+      </w:tr>
+    </w:tbl>
+    <w:p>
+      <w:r>
+        <w:br/>
+      </w:r>
+    </w:p>
+    <w:p>
+      <w:pPr>
+        <w:spacing w:before="180" w:after="60"/>
+      </w:pPr>
+      <w:r>
+        <w:rPr>
+          <w:b w:val="on"/>
+          <w:sz w:val="24"/>
+          <w:color w:val="2B6CB0"/>
+        </w:rPr>
+        <w:t>[TC11] Exception Flow 6: Senhas nao coincidem</w:t>
+      </w:r>
+    </w:p>
+    <w:p>
+      <w:pPr>
+        <w:spacing w:after="40"/>
+      </w:pPr>
+      <w:r>
+        <w:rPr>
+          <w:b w:val="on"/>
+          <w:sz w:val="20"/>
+        </w:rPr>
+        <w:t xml:space="preserve">Preconditions: </w:t>
+      </w:r>
+      <w:r>
+        <w:rPr>
+          <w:sz w:val="20"/>
+        </w:rPr>
+        <w:t>Usuario Administrador esta logado no sistema; Existe pelo menos um Ecommerce registrado.</w:t>
+      </w:r>
+    </w:p>
+    <w:p>
+      <w:pPr>
+        <w:spacing w:after="40"/>
+      </w:pPr>
+      <w:r>
+        <w:rPr>
+          <w:b w:val="on"/>
+          <w:sz w:val="20"/>
+        </w:rPr>
+        <w:t xml:space="preserve">Postconditions: </w:t>
+      </w:r>
+      <w:r>
+        <w:rPr>
+          <w:sz w:val="20"/>
+        </w:rPr>
+        <w:t>Flow interrupted due to exception / error</w:t>
+      </w:r>
+    </w:p>
+    <w:tbl>
+      <w:tblPr>
+        <w:tblW w:w="5000" w:type="pct"/>
+        <w:tblBorders>
+          <w:top w:val="single"/>
+          <w:left w:val="single"/>
+          <w:bottom w:val="single"/>
+          <w:right w:val="single"/>
+          <w:insideH w:val="single"/>
+          <w:insideV w:val="single"/>
+        </w:tblBorders>
+      </w:tblPr>
+      <w:tr>
+        <w:tc>
+          <w:tcPr>
+            <w:tcW w:w="1200" w:type="dxa"/>
+            <w:shd w:color="auto" w:val="clear" w:fill="2B6CB0"/>
+          </w:tcPr>
+          <w:p>
+            <w:pPr>
+              <w:jc w:val="left"/>
+            </w:pPr>
+            <w:r>
+              <w:rPr>
+                <w:b w:val="on"/>
+                <w:sz w:val="20"/>
+                <w:color w:val="FFFFFF"/>
+              </w:rPr>
+              <w:t>Step #</w:t>
+            </w:r>
+          </w:p>
+        </w:tc>
+        <w:tc>
+          <w:tcPr>
+            <w:tcW w:w="4500" w:type="dxa"/>
+            <w:shd w:color="auto" w:val="clear" w:fill="2B6CB0"/>
+          </w:tcPr>
+          <w:p>
+            <w:pPr>
+              <w:jc w:val="left"/>
+            </w:pPr>
+            <w:r>
+              <w:rPr>
+                <w:b w:val="on"/>
+                <w:sz w:val="20"/>
+                <w:color w:val="FFFFFF"/>
+              </w:rPr>
+              <w:t>Actor Action</w:t>
+            </w:r>
+          </w:p>
+        </w:tc>
+        <w:tc>
+          <w:tcPr>
+            <w:tcW w:w="4500" w:type="dxa"/>
+            <w:shd w:color="auto" w:val="clear" w:fill="2B6CB0"/>
+          </w:tcPr>
+          <w:p>
+            <w:pPr>
+              <w:jc w:val="left"/>
+            </w:pPr>
+            <w:r>
+              <w:rPr>
+                <w:b w:val="on"/>
+                <w:sz w:val="20"/>
+                <w:color w:val="FFFFFF"/>
+              </w:rPr>
+              <w:t>Expected Result (System)</w:t>
+            </w:r>
+          </w:p>
+        </w:tc>
+      </w:tr>
+      <w:tr>
+        <w:tc>
+          <w:p>
+            <w:r>
+              <w:rPr>
+                <w:sz w:val="18"/>
+              </w:rPr>
+              <w:t>1</w:t>
+            </w:r>
+          </w:p>
+        </w:tc>
+        <w:tc>
+          <w:p>
+            <w:r>
+              <w:rPr>
+                <w:sz w:val="18"/>
+              </w:rPr>
+              <w:t>Administrador: clica no opcao 'E-commerces' no menu principal</w:t>
+            </w:r>
+          </w:p>
+        </w:tc>
+        <w:tc>
+          <w:p>
+            <w:r>
+              <w:rPr>
+                <w:sz w:val="18"/>
+              </w:rPr>
+              <w:t>SYSTEM exibe a tela com a lista de E-commerces cadastrados no sistema</w:t>
+            </w:r>
+          </w:p>
+        </w:tc>
+      </w:tr>
+      <w:tr>
+        <w:tc>
+          <w:p>
+            <w:r>
+              <w:rPr>
+                <w:sz w:val="18"/>
+              </w:rPr>
+              <w:t>2</w:t>
+            </w:r>
+          </w:p>
+        </w:tc>
+        <w:tc>
+          <w:p>
+            <w:r>
+              <w:rPr>
+                <w:sz w:val="18"/>
+              </w:rPr>
+              <w:t>Administrador: clica em um dos E-commerces listados</w:t>
+            </w:r>
+          </w:p>
+        </w:tc>
+        <w:tc>
+          <w:p>
+            <w:r>
+              <w:rPr>
+                <w:sz w:val="18"/>
+              </w:rPr>
+              <w:t>SYSTEM exibe tela com informacões de E-commerce</w:t>
+            </w:r>
+          </w:p>
+        </w:tc>
+      </w:tr>
+      <w:tr>
+        <w:tc>
+          <w:p>
+            <w:r>
+              <w:rPr>
+                <w:sz w:val="18"/>
+              </w:rPr>
+              <w:t>3</w:t>
+            </w:r>
+          </w:p>
+        </w:tc>
+        <w:tc>
+          <w:p>
+            <w:r>
+              <w:rPr>
+                <w:sz w:val="18"/>
+              </w:rPr>
               <w:t>Administrador: adiciona os dados do novo Operador na secao 'Operadores' e clica no botao 'Adicionar Operador'</w:t>
             </w:r>
           </w:p>
@@ -2921,7 +2759,7 @@
               <w:rPr>
                 <w:sz w:val="18"/>
               </w:rPr>
-              <w:t>5</w:t>
+              <w:t>4</w:t>
             </w:r>
           </w:p>
         </w:tc>

--- a/output/docx/AdministradorAdicionaOperadorDeEcommerce.docx
+++ b/output/docx/AdministradorAdicionaOperadorDeEcommerce.docx
@@ -13,7 +13,7 @@
           <w:sz w:val="40"/>
           <w:color w:val="1A365D"/>
         </w:rPr>
-        <w:t>Test Cases: Administrador Adiciona Operador De Ecommerce</w:t>
+        <w:t>Test Cases: Administrador Adiciona Operador de Ecommerce</w:t>
       </w:r>
     </w:p>
     <w:p>
@@ -39,7 +39,7 @@
           <w:sz w:val="30"/>
           <w:color w:val="1A365D"/>
         </w:rPr>
-        <w:t>Use Case: Administrador Adiciona Operador De Ecommerce (v1.0)</w:t>
+        <w:t>Use Case: Administrador Adiciona Operador de Ecommerce (v1.0)</w:t>
       </w:r>
     </w:p>
     <w:p>
@@ -546,7 +546,7 @@
           <w:sz w:val="24"/>
           <w:color w:val="2B6CB0"/>
         </w:rPr>
-        <w:t>[TC3] Alternative Flow 2: Volta para listagem de Ecommerce</w:t>
+        <w:t>[TC3] Alternative Flow 3: Clica no botao voltar</w:t>
       </w:r>
     </w:p>
     <w:p>
@@ -673,113 +673,17 @@
               <w:rPr>
                 <w:sz w:val="18"/>
               </w:rPr>
-              <w:t>Administrador: clica no opcao 'E-commerces' no menu principal</w:t>
-            </w:r>
-          </w:p>
-        </w:tc>
-        <w:tc>
-          <w:p>
-            <w:r>
-              <w:rPr>
-                <w:sz w:val="18"/>
-              </w:rPr>
-              <w:t>SYSTEM exibe a tela com a lista de E-commerces cadastrados no sistema</w:t>
-            </w:r>
-          </w:p>
-        </w:tc>
-      </w:tr>
-      <w:tr>
-        <w:tc>
-          <w:p>
-            <w:r>
-              <w:rPr>
-                <w:sz w:val="18"/>
-              </w:rPr>
-              <w:t>2</w:t>
-            </w:r>
-          </w:p>
-        </w:tc>
-        <w:tc>
-          <w:p>
-            <w:r>
-              <w:rPr>
-                <w:sz w:val="18"/>
-              </w:rPr>
-              <w:t>Administrador: clica no botao Voltar</w:t>
-            </w:r>
-          </w:p>
-        </w:tc>
-        <w:tc>
-          <w:p>
-            <w:r>
-              <w:rPr>
-                <w:sz w:val="18"/>
-              </w:rPr>
-              <w:t>SYSTEM exibe a tela com a lista de E-commerces cadastrados no sistema</w:t>
-            </w:r>
-          </w:p>
-        </w:tc>
-      </w:tr>
-      <w:tr>
-        <w:tc>
-          <w:p>
-            <w:r>
-              <w:rPr>
-                <w:sz w:val="18"/>
-              </w:rPr>
-              <w:t>3</w:t>
-            </w:r>
-          </w:p>
-        </w:tc>
-        <w:tc>
-          <w:p>
-            <w:r>
-              <w:rPr>
-                <w:sz w:val="18"/>
-              </w:rPr>
-              <w:t>Administrador: clica em um dos E-commerces listados</w:t>
-            </w:r>
-          </w:p>
-        </w:tc>
-        <w:tc>
-          <w:p>
-            <w:r>
-              <w:rPr>
-                <w:sz w:val="18"/>
-              </w:rPr>
-              <w:t>SYSTEM exibe tela com informacões de E-commerce</w:t>
-            </w:r>
-          </w:p>
-        </w:tc>
-      </w:tr>
-      <w:tr>
-        <w:tc>
-          <w:p>
-            <w:r>
-              <w:rPr>
-                <w:sz w:val="18"/>
-              </w:rPr>
-              <w:t>4</w:t>
-            </w:r>
-          </w:p>
-        </w:tc>
-        <w:tc>
-          <w:p>
-            <w:r>
-              <w:rPr>
-                <w:sz w:val="18"/>
-              </w:rPr>
-              <w:t>Administrador: adiciona os dados do novo Operador na secao 'Operadores' e clica no botao 'Adicionar Operador'</w:t>
-            </w:r>
-          </w:p>
-        </w:tc>
-        <w:tc>
-          <w:p>
-            <w:r>
-              <w:rPr>
-                <w:sz w:val="18"/>
-              </w:rPr>
-              <w:t>SYSTEM mostra operador adicionado em tabela na tela de cadastro</w:t>
+              <w:t>Administrador: clica no botao voltar</w:t>
+            </w:r>
+          </w:p>
+        </w:tc>
+        <w:tc>
+          <w:p>
+            <w:r>
+              <w:rPr>
+                <w:sz w:val="18"/>
+              </w:rPr>
+              <w:t>SYSTEM exibe tela de Dashboard</w:t>
             </w:r>
           </w:p>
         </w:tc>
@@ -800,7 +704,7 @@
           <w:sz w:val="24"/>
           <w:color w:val="2B6CB0"/>
         </w:rPr>
-        <w:t>[TC4] Alternative Flow 3: Cancela registro de novo operador de Ecommerce</w:t>
+        <w:t>[TC4] Exception Flow 1: Campos obrigatorios</w:t>
       </w:r>
     </w:p>
     <w:p>
@@ -836,7 +740,7 @@
         <w:rPr>
           <w:sz w:val="20"/>
         </w:rPr>
-        <w:t>O novo Operador de Ecommerce esta salvo no sistema.</w:t>
+        <w:t>Flow interrupted due to exception / error</w:t>
       </w:r>
     </w:p>
     <w:tbl>
@@ -991,17 +895,17 @@
               <w:rPr>
                 <w:sz w:val="18"/>
               </w:rPr>
-              <w:t>Administrador: clica no botao Cancelar de registro de operador</w:t>
-            </w:r>
-          </w:p>
-        </w:tc>
-        <w:tc>
-          <w:p>
-            <w:r>
-              <w:rPr>
-                <w:sz w:val="18"/>
-              </w:rPr>
-              <w:t>SYSTEM exibe tela com informacões de E-commerce</w:t>
+              <w:t>Administrador: adiciona os dados do novo Operador na secao 'Operadores' e clica no botao 'Adicionar Operador'</w:t>
+            </w:r>
+          </w:p>
+        </w:tc>
+        <w:tc>
+          <w:p>
+            <w:r>
+              <w:rPr>
+                <w:sz w:val="18"/>
+              </w:rPr>
+              <w:t>SYSTEM alerta ao usuario que o campo deve ser preenchido</w:t>
             </w:r>
           </w:p>
         </w:tc>
@@ -1023,17 +927,17 @@
               <w:rPr>
                 <w:sz w:val="18"/>
               </w:rPr>
-              <w:t>Administrador: adiciona os dados do novo Operador na secao 'Operadores' e clica no botao 'Adicionar Operador'</w:t>
-            </w:r>
-          </w:p>
-        </w:tc>
-        <w:tc>
-          <w:p>
-            <w:r>
-              <w:rPr>
-                <w:sz w:val="18"/>
-              </w:rPr>
-              <w:t>SYSTEM mostra operador adicionado em tabela na tela de cadastro</w:t>
+              <w:t>Administrador: informa os campos obrigatorios e clica no botao de 'Adicionar Operador'</w:t>
+            </w:r>
+          </w:p>
+        </w:tc>
+        <w:tc>
+          <w:p>
+            <w:r>
+              <w:rPr>
+                <w:sz w:val="18"/>
+              </w:rPr>
+              <w:t>SYSTEM processes action successfully</w:t>
             </w:r>
           </w:p>
         </w:tc>
@@ -1054,7 +958,7 @@
           <w:sz w:val="24"/>
           <w:color w:val="2B6CB0"/>
         </w:rPr>
-        <w:t>[TC5] Alternative Flow 3: Clica no botao voltar</w:t>
+        <w:t>[TC5] Exception Flow 2: Nome de Usuario ja cadastrado</w:t>
       </w:r>
     </w:p>
     <w:p>
@@ -1090,7 +994,7 @@
         <w:rPr>
           <w:sz w:val="20"/>
         </w:rPr>
-        <w:t>O novo Operador de Ecommerce esta salvo no sistema.</w:t>
+        <w:t>Flow interrupted due to exception / error</w:t>
       </w:r>
     </w:p>
     <w:tbl>
@@ -1245,17 +1149,49 @@
               <w:rPr>
                 <w:sz w:val="18"/>
               </w:rPr>
-              <w:t>Administrador: clica no botao voltar</w:t>
-            </w:r>
-          </w:p>
-        </w:tc>
-        <w:tc>
-          <w:p>
-            <w:r>
-              <w:rPr>
-                <w:sz w:val="18"/>
-              </w:rPr>
-              <w:t>SYSTEM exibe tela de Dashboard</w:t>
+              <w:t>Administrador: adiciona os dados do novo Operador na secao 'Operadores' e clica no botao 'Adicionar Operador'</w:t>
+            </w:r>
+          </w:p>
+        </w:tc>
+        <w:tc>
+          <w:p>
+            <w:r>
+              <w:rPr>
+                <w:sz w:val="18"/>
+              </w:rPr>
+              <w:t>SYSTEM alerta que ja existe um Operador cadastrado com o nome de usuario informado</w:t>
+            </w:r>
+          </w:p>
+        </w:tc>
+      </w:tr>
+      <w:tr>
+        <w:tc>
+          <w:p>
+            <w:r>
+              <w:rPr>
+                <w:sz w:val="18"/>
+              </w:rPr>
+              <w:t>4</w:t>
+            </w:r>
+          </w:p>
+        </w:tc>
+        <w:tc>
+          <w:p>
+            <w:r>
+              <w:rPr>
+                <w:sz w:val="18"/>
+              </w:rPr>
+              <w:t>Administrador: informa um novo Nome de Usuario e clica no botao de 'Adicionar Operador'</w:t>
+            </w:r>
+          </w:p>
+        </w:tc>
+        <w:tc>
+          <w:p>
+            <w:r>
+              <w:rPr>
+                <w:sz w:val="18"/>
+              </w:rPr>
+              <w:t>SYSTEM processes action successfully</w:t>
             </w:r>
           </w:p>
         </w:tc>
@@ -1276,7 +1212,7 @@
           <w:sz w:val="24"/>
           <w:color w:val="2B6CB0"/>
         </w:rPr>
-        <w:t>[TC6] Exception Flow 1: Campos obrigatorios</w:t>
+        <w:t>[TC6] Exception Flow 3: Email ja cadastrado</w:t>
       </w:r>
     </w:p>
     <w:p>
@@ -1477,7 +1413,7 @@
               <w:rPr>
                 <w:sz w:val="18"/>
               </w:rPr>
-              <w:t>SYSTEM alerta ao usuario que o campo deve ser preenchido</w:t>
+              <w:t>SYSTEM alerta que ja existe um Operador cadastrado com o email informado</w:t>
             </w:r>
           </w:p>
         </w:tc>
@@ -1499,7 +1435,7 @@
               <w:rPr>
                 <w:sz w:val="18"/>
               </w:rPr>
-              <w:t>Administrador: informa os campos obrigatorios e clica no botao de 'Adicionar Operador'</w:t>
+              <w:t>Administrador: informa um novo Email e clica no botao de 'Adicionar Operador'</w:t>
             </w:r>
           </w:p>
         </w:tc>
@@ -1530,7 +1466,7 @@
           <w:sz w:val="24"/>
           <w:color w:val="2B6CB0"/>
         </w:rPr>
-        <w:t>[TC7] Exception Flow 2: Nome de Usuario ja cadastrado</w:t>
+        <w:t>[TC7] Exception Flow 4: Email invalido</w:t>
       </w:r>
     </w:p>
     <w:p>
@@ -1731,7 +1667,7 @@
               <w:rPr>
                 <w:sz w:val="18"/>
               </w:rPr>
-              <w:t>SYSTEM alerta que ja existe um Operador cadastrado com o nome de usuario informado</w:t>
+              <w:t>SYSTEM alerta que ja existe um Operador cadastrado com o email informado</w:t>
             </w:r>
           </w:p>
         </w:tc>
@@ -1753,7 +1689,7 @@
               <w:rPr>
                 <w:sz w:val="18"/>
               </w:rPr>
-              <w:t>Administrador: informa um novo Nome de Usuario e clica no botao de 'Adicionar Operador'</w:t>
+              <w:t>Administrador: informa um novo Email valido e clica no botao de 'Adicionar Operador'</w:t>
             </w:r>
           </w:p>
         </w:tc>
@@ -1784,7 +1720,7 @@
           <w:sz w:val="24"/>
           <w:color w:val="2B6CB0"/>
         </w:rPr>
-        <w:t>[TC8] Exception Flow 3: Email ja cadastrado</w:t>
+        <w:t>[TC8] Exception Flow 5: Cpf ja cadastrado</w:t>
       </w:r>
     </w:p>
     <w:p>
@@ -1985,7 +1921,7 @@
               <w:rPr>
                 <w:sz w:val="18"/>
               </w:rPr>
-              <w:t>SYSTEM alerta que ja existe um Operador cadastrado com o email informado</w:t>
+              <w:t>SYSTEM alerta que ja existe um Operador cadastrado com o cpf informado</w:t>
             </w:r>
           </w:p>
         </w:tc>
@@ -2007,7 +1943,7 @@
               <w:rPr>
                 <w:sz w:val="18"/>
               </w:rPr>
-              <w:t>Administrador: informa um novo Email e clica no botao de 'Adicionar Operador'</w:t>
+              <w:t>Administrador: informa um novo Cpf e clica no botao de 'Adicionar Operador'</w:t>
             </w:r>
           </w:p>
         </w:tc>
@@ -2038,7 +1974,7 @@
           <w:sz w:val="24"/>
           <w:color w:val="2B6CB0"/>
         </w:rPr>
-        <w:t>[TC9] Exception Flow 4: Email invalido</w:t>
+        <w:t>[TC9] Exception Flow 6: Senhas nao coincidem</w:t>
       </w:r>
     </w:p>
     <w:p>
@@ -2239,514 +2175,6 @@
               <w:rPr>
                 <w:sz w:val="18"/>
               </w:rPr>
-              <w:t>SYSTEM alerta que ja existe um Operador cadastrado com o email informado</w:t>
-            </w:r>
-          </w:p>
-        </w:tc>
-      </w:tr>
-      <w:tr>
-        <w:tc>
-          <w:p>
-            <w:r>
-              <w:rPr>
-                <w:sz w:val="18"/>
-              </w:rPr>
-              <w:t>4</w:t>
-            </w:r>
-          </w:p>
-        </w:tc>
-        <w:tc>
-          <w:p>
-            <w:r>
-              <w:rPr>
-                <w:sz w:val="18"/>
-              </w:rPr>
-              <w:t>Administrador: informa um novo Email valido e clica no botao de 'Adicionar Operador'</w:t>
-            </w:r>
-          </w:p>
-        </w:tc>
-        <w:tc>
-          <w:p>
-            <w:r>
-              <w:rPr>
-                <w:sz w:val="18"/>
-              </w:rPr>
-              <w:t>SYSTEM processes action successfully</w:t>
-            </w:r>
-          </w:p>
-        </w:tc>
-      </w:tr>
-    </w:tbl>
-    <w:p>
-      <w:r>
-        <w:br/>
-      </w:r>
-    </w:p>
-    <w:p>
-      <w:pPr>
-        <w:spacing w:before="180" w:after="60"/>
-      </w:pPr>
-      <w:r>
-        <w:rPr>
-          <w:b w:val="on"/>
-          <w:sz w:val="24"/>
-          <w:color w:val="2B6CB0"/>
-        </w:rPr>
-        <w:t>[TC10] Exception Flow 5: Cpf ja cadastrado</w:t>
-      </w:r>
-    </w:p>
-    <w:p>
-      <w:pPr>
-        <w:spacing w:after="40"/>
-      </w:pPr>
-      <w:r>
-        <w:rPr>
-          <w:b w:val="on"/>
-          <w:sz w:val="20"/>
-        </w:rPr>
-        <w:t xml:space="preserve">Preconditions: </w:t>
-      </w:r>
-      <w:r>
-        <w:rPr>
-          <w:sz w:val="20"/>
-        </w:rPr>
-        <w:t>Usuario Administrador esta logado no sistema; Existe pelo menos um Ecommerce registrado.</w:t>
-      </w:r>
-    </w:p>
-    <w:p>
-      <w:pPr>
-        <w:spacing w:after="40"/>
-      </w:pPr>
-      <w:r>
-        <w:rPr>
-          <w:b w:val="on"/>
-          <w:sz w:val="20"/>
-        </w:rPr>
-        <w:t xml:space="preserve">Postconditions: </w:t>
-      </w:r>
-      <w:r>
-        <w:rPr>
-          <w:sz w:val="20"/>
-        </w:rPr>
-        <w:t>Flow interrupted due to exception / error</w:t>
-      </w:r>
-    </w:p>
-    <w:tbl>
-      <w:tblPr>
-        <w:tblW w:w="5000" w:type="pct"/>
-        <w:tblBorders>
-          <w:top w:val="single"/>
-          <w:left w:val="single"/>
-          <w:bottom w:val="single"/>
-          <w:right w:val="single"/>
-          <w:insideH w:val="single"/>
-          <w:insideV w:val="single"/>
-        </w:tblBorders>
-      </w:tblPr>
-      <w:tr>
-        <w:tc>
-          <w:tcPr>
-            <w:tcW w:w="1200" w:type="dxa"/>
-            <w:shd w:color="auto" w:val="clear" w:fill="2B6CB0"/>
-          </w:tcPr>
-          <w:p>
-            <w:pPr>
-              <w:jc w:val="left"/>
-            </w:pPr>
-            <w:r>
-              <w:rPr>
-                <w:b w:val="on"/>
-                <w:sz w:val="20"/>
-                <w:color w:val="FFFFFF"/>
-              </w:rPr>
-              <w:t>Step #</w:t>
-            </w:r>
-          </w:p>
-        </w:tc>
-        <w:tc>
-          <w:tcPr>
-            <w:tcW w:w="4500" w:type="dxa"/>
-            <w:shd w:color="auto" w:val="clear" w:fill="2B6CB0"/>
-          </w:tcPr>
-          <w:p>
-            <w:pPr>
-              <w:jc w:val="left"/>
-            </w:pPr>
-            <w:r>
-              <w:rPr>
-                <w:b w:val="on"/>
-                <w:sz w:val="20"/>
-                <w:color w:val="FFFFFF"/>
-              </w:rPr>
-              <w:t>Actor Action</w:t>
-            </w:r>
-          </w:p>
-        </w:tc>
-        <w:tc>
-          <w:tcPr>
-            <w:tcW w:w="4500" w:type="dxa"/>
-            <w:shd w:color="auto" w:val="clear" w:fill="2B6CB0"/>
-          </w:tcPr>
-          <w:p>
-            <w:pPr>
-              <w:jc w:val="left"/>
-            </w:pPr>
-            <w:r>
-              <w:rPr>
-                <w:b w:val="on"/>
-                <w:sz w:val="20"/>
-                <w:color w:val="FFFFFF"/>
-              </w:rPr>
-              <w:t>Expected Result (System)</w:t>
-            </w:r>
-          </w:p>
-        </w:tc>
-      </w:tr>
-      <w:tr>
-        <w:tc>
-          <w:p>
-            <w:r>
-              <w:rPr>
-                <w:sz w:val="18"/>
-              </w:rPr>
-              <w:t>1</w:t>
-            </w:r>
-          </w:p>
-        </w:tc>
-        <w:tc>
-          <w:p>
-            <w:r>
-              <w:rPr>
-                <w:sz w:val="18"/>
-              </w:rPr>
-              <w:t>Administrador: clica no opcao 'E-commerces' no menu principal</w:t>
-            </w:r>
-          </w:p>
-        </w:tc>
-        <w:tc>
-          <w:p>
-            <w:r>
-              <w:rPr>
-                <w:sz w:val="18"/>
-              </w:rPr>
-              <w:t>SYSTEM exibe a tela com a lista de E-commerces cadastrados no sistema</w:t>
-            </w:r>
-          </w:p>
-        </w:tc>
-      </w:tr>
-      <w:tr>
-        <w:tc>
-          <w:p>
-            <w:r>
-              <w:rPr>
-                <w:sz w:val="18"/>
-              </w:rPr>
-              <w:t>2</w:t>
-            </w:r>
-          </w:p>
-        </w:tc>
-        <w:tc>
-          <w:p>
-            <w:r>
-              <w:rPr>
-                <w:sz w:val="18"/>
-              </w:rPr>
-              <w:t>Administrador: clica em um dos E-commerces listados</w:t>
-            </w:r>
-          </w:p>
-        </w:tc>
-        <w:tc>
-          <w:p>
-            <w:r>
-              <w:rPr>
-                <w:sz w:val="18"/>
-              </w:rPr>
-              <w:t>SYSTEM exibe tela com informacões de E-commerce</w:t>
-            </w:r>
-          </w:p>
-        </w:tc>
-      </w:tr>
-      <w:tr>
-        <w:tc>
-          <w:p>
-            <w:r>
-              <w:rPr>
-                <w:sz w:val="18"/>
-              </w:rPr>
-              <w:t>3</w:t>
-            </w:r>
-          </w:p>
-        </w:tc>
-        <w:tc>
-          <w:p>
-            <w:r>
-              <w:rPr>
-                <w:sz w:val="18"/>
-              </w:rPr>
-              <w:t>Administrador: adiciona os dados do novo Operador na secao 'Operadores' e clica no botao 'Adicionar Operador'</w:t>
-            </w:r>
-          </w:p>
-        </w:tc>
-        <w:tc>
-          <w:p>
-            <w:r>
-              <w:rPr>
-                <w:sz w:val="18"/>
-              </w:rPr>
-              <w:t>SYSTEM alerta que ja existe um Operador cadastrado com o cpf informado</w:t>
-            </w:r>
-          </w:p>
-        </w:tc>
-      </w:tr>
-      <w:tr>
-        <w:tc>
-          <w:p>
-            <w:r>
-              <w:rPr>
-                <w:sz w:val="18"/>
-              </w:rPr>
-              <w:t>4</w:t>
-            </w:r>
-          </w:p>
-        </w:tc>
-        <w:tc>
-          <w:p>
-            <w:r>
-              <w:rPr>
-                <w:sz w:val="18"/>
-              </w:rPr>
-              <w:t>Administrador: informa um novo Cpf e clica no botao de 'Adicionar Operador'</w:t>
-            </w:r>
-          </w:p>
-        </w:tc>
-        <w:tc>
-          <w:p>
-            <w:r>
-              <w:rPr>
-                <w:sz w:val="18"/>
-              </w:rPr>
-              <w:t>SYSTEM processes action successfully</w:t>
-            </w:r>
-          </w:p>
-        </w:tc>
-      </w:tr>
-    </w:tbl>
-    <w:p>
-      <w:r>
-        <w:br/>
-      </w:r>
-    </w:p>
-    <w:p>
-      <w:pPr>
-        <w:spacing w:before="180" w:after="60"/>
-      </w:pPr>
-      <w:r>
-        <w:rPr>
-          <w:b w:val="on"/>
-          <w:sz w:val="24"/>
-          <w:color w:val="2B6CB0"/>
-        </w:rPr>
-        <w:t>[TC11] Exception Flow 6: Senhas nao coincidem</w:t>
-      </w:r>
-    </w:p>
-    <w:p>
-      <w:pPr>
-        <w:spacing w:after="40"/>
-      </w:pPr>
-      <w:r>
-        <w:rPr>
-          <w:b w:val="on"/>
-          <w:sz w:val="20"/>
-        </w:rPr>
-        <w:t xml:space="preserve">Preconditions: </w:t>
-      </w:r>
-      <w:r>
-        <w:rPr>
-          <w:sz w:val="20"/>
-        </w:rPr>
-        <w:t>Usuario Administrador esta logado no sistema; Existe pelo menos um Ecommerce registrado.</w:t>
-      </w:r>
-    </w:p>
-    <w:p>
-      <w:pPr>
-        <w:spacing w:after="40"/>
-      </w:pPr>
-      <w:r>
-        <w:rPr>
-          <w:b w:val="on"/>
-          <w:sz w:val="20"/>
-        </w:rPr>
-        <w:t xml:space="preserve">Postconditions: </w:t>
-      </w:r>
-      <w:r>
-        <w:rPr>
-          <w:sz w:val="20"/>
-        </w:rPr>
-        <w:t>Flow interrupted due to exception / error</w:t>
-      </w:r>
-    </w:p>
-    <w:tbl>
-      <w:tblPr>
-        <w:tblW w:w="5000" w:type="pct"/>
-        <w:tblBorders>
-          <w:top w:val="single"/>
-          <w:left w:val="single"/>
-          <w:bottom w:val="single"/>
-          <w:right w:val="single"/>
-          <w:insideH w:val="single"/>
-          <w:insideV w:val="single"/>
-        </w:tblBorders>
-      </w:tblPr>
-      <w:tr>
-        <w:tc>
-          <w:tcPr>
-            <w:tcW w:w="1200" w:type="dxa"/>
-            <w:shd w:color="auto" w:val="clear" w:fill="2B6CB0"/>
-          </w:tcPr>
-          <w:p>
-            <w:pPr>
-              <w:jc w:val="left"/>
-            </w:pPr>
-            <w:r>
-              <w:rPr>
-                <w:b w:val="on"/>
-                <w:sz w:val="20"/>
-                <w:color w:val="FFFFFF"/>
-              </w:rPr>
-              <w:t>Step #</w:t>
-            </w:r>
-          </w:p>
-        </w:tc>
-        <w:tc>
-          <w:tcPr>
-            <w:tcW w:w="4500" w:type="dxa"/>
-            <w:shd w:color="auto" w:val="clear" w:fill="2B6CB0"/>
-          </w:tcPr>
-          <w:p>
-            <w:pPr>
-              <w:jc w:val="left"/>
-            </w:pPr>
-            <w:r>
-              <w:rPr>
-                <w:b w:val="on"/>
-                <w:sz w:val="20"/>
-                <w:color w:val="FFFFFF"/>
-              </w:rPr>
-              <w:t>Actor Action</w:t>
-            </w:r>
-          </w:p>
-        </w:tc>
-        <w:tc>
-          <w:tcPr>
-            <w:tcW w:w="4500" w:type="dxa"/>
-            <w:shd w:color="auto" w:val="clear" w:fill="2B6CB0"/>
-          </w:tcPr>
-          <w:p>
-            <w:pPr>
-              <w:jc w:val="left"/>
-            </w:pPr>
-            <w:r>
-              <w:rPr>
-                <w:b w:val="on"/>
-                <w:sz w:val="20"/>
-                <w:color w:val="FFFFFF"/>
-              </w:rPr>
-              <w:t>Expected Result (System)</w:t>
-            </w:r>
-          </w:p>
-        </w:tc>
-      </w:tr>
-      <w:tr>
-        <w:tc>
-          <w:p>
-            <w:r>
-              <w:rPr>
-                <w:sz w:val="18"/>
-              </w:rPr>
-              <w:t>1</w:t>
-            </w:r>
-          </w:p>
-        </w:tc>
-        <w:tc>
-          <w:p>
-            <w:r>
-              <w:rPr>
-                <w:sz w:val="18"/>
-              </w:rPr>
-              <w:t>Administrador: clica no opcao 'E-commerces' no menu principal</w:t>
-            </w:r>
-          </w:p>
-        </w:tc>
-        <w:tc>
-          <w:p>
-            <w:r>
-              <w:rPr>
-                <w:sz w:val="18"/>
-              </w:rPr>
-              <w:t>SYSTEM exibe a tela com a lista de E-commerces cadastrados no sistema</w:t>
-            </w:r>
-          </w:p>
-        </w:tc>
-      </w:tr>
-      <w:tr>
-        <w:tc>
-          <w:p>
-            <w:r>
-              <w:rPr>
-                <w:sz w:val="18"/>
-              </w:rPr>
-              <w:t>2</w:t>
-            </w:r>
-          </w:p>
-        </w:tc>
-        <w:tc>
-          <w:p>
-            <w:r>
-              <w:rPr>
-                <w:sz w:val="18"/>
-              </w:rPr>
-              <w:t>Administrador: clica em um dos E-commerces listados</w:t>
-            </w:r>
-          </w:p>
-        </w:tc>
-        <w:tc>
-          <w:p>
-            <w:r>
-              <w:rPr>
-                <w:sz w:val="18"/>
-              </w:rPr>
-              <w:t>SYSTEM exibe tela com informacões de E-commerce</w:t>
-            </w:r>
-          </w:p>
-        </w:tc>
-      </w:tr>
-      <w:tr>
-        <w:tc>
-          <w:p>
-            <w:r>
-              <w:rPr>
-                <w:sz w:val="18"/>
-              </w:rPr>
-              <w:t>3</w:t>
-            </w:r>
-          </w:p>
-        </w:tc>
-        <w:tc>
-          <w:p>
-            <w:r>
-              <w:rPr>
-                <w:sz w:val="18"/>
-              </w:rPr>
-              <w:t>Administrador: adiciona os dados do novo Operador na secao 'Operadores' e clica no botao 'Adicionar Operador'</w:t>
-            </w:r>
-          </w:p>
-        </w:tc>
-        <w:tc>
-          <w:p>
-            <w:r>
-              <w:rPr>
-                <w:sz w:val="18"/>
-              </w:rPr>
               <w:t>SYSTEM alerta que as senhas informadas nao coincidem</w:t>
             </w:r>
           </w:p>
